--- a/Now create the raw data for subject.docx
+++ b/Now create the raw data for subject.docx
@@ -7,40 +7,27 @@
         <w:t xml:space="preserve">Now create the raw data for subject=” </w:t>
       </w:r>
       <w:r>
-        <w:t>English Language</w:t>
-      </w:r>
-      <w:r>
-        <w:t>" which</w:t>
-      </w:r>
-      <w:r>
-        <w:t xml:space="preserve"> </w:t>
-      </w:r>
-      <w:r>
-        <w:t xml:space="preserve">can easily feed to the Test generator </w:t>
-      </w:r>
-      <w:r>
-        <w:t>application</w:t>
-      </w:r>
-      <w:r>
-        <w:t>. convert all compatible question type</w:t>
-      </w:r>
-      <w:r>
-        <w:t xml:space="preserve"> </w:t>
-      </w:r>
-      <w:r>
-        <w:t xml:space="preserve">into raw data follow the </w:t>
-      </w:r>
-      <w:r>
-        <w:t>English Language</w:t>
-      </w:r>
-      <w:r>
-        <w:t xml:space="preserve"> note pdf also see mock test pdf for</w:t>
-      </w:r>
-      <w:r>
-        <w:t xml:space="preserve"> </w:t>
-      </w:r>
-      <w:r>
-        <w:t xml:space="preserve">offline test format. </w:t>
+        <w:t>Bengali</w:t>
+      </w:r>
+      <w:r>
+        <w:t xml:space="preserve">" </w:t>
+      </w:r>
+      <w:r>
+        <w:t xml:space="preserve">and feed in the question data section of </w:t>
+      </w:r>
+      <w:r>
+        <w:t xml:space="preserve">the Test generator application. convert all compatible question type into raw data follow the </w:t>
+      </w:r>
+      <w:proofErr w:type="gramStart"/>
+      <w:r>
+        <w:t xml:space="preserve">Bengali </w:t>
+      </w:r>
+      <w:r>
+        <w:t xml:space="preserve"> note</w:t>
+      </w:r>
+      <w:proofErr w:type="gramEnd"/>
+      <w:r>
+        <w:t xml:space="preserve"> pdf also see mock test pdf for offline test format. </w:t>
       </w:r>
     </w:p>
     <w:p>
@@ -57,19 +44,7 @@
         </w:numPr>
       </w:pPr>
       <w:r>
-        <w:t xml:space="preserve"> Try</w:t>
-      </w:r>
-      <w:r>
-        <w:t xml:space="preserve"> </w:t>
-      </w:r>
-      <w:r>
-        <w:t>to convert all questions to fit for live quiz. for MCQ type questions ensure 4</w:t>
-      </w:r>
-      <w:r>
-        <w:t xml:space="preserve"> </w:t>
-      </w:r>
-      <w:r>
-        <w:t>options, if options are not in the note create in raw data.</w:t>
+        <w:t xml:space="preserve"> Try to convert all questions to fit for live quiz. for MCQ type questions ensure 4 options, if options are not in the note create in raw data.</w:t>
       </w:r>
     </w:p>
     <w:p>
@@ -81,19 +56,7 @@
         </w:numPr>
       </w:pPr>
       <w:r>
-        <w:t xml:space="preserve"> also convert</w:t>
-      </w:r>
-      <w:r>
-        <w:t xml:space="preserve"> </w:t>
-      </w:r>
-      <w:r>
-        <w:t>subjective questions into objective MCQ questions. Try break the subjective</w:t>
-      </w:r>
-      <w:r>
-        <w:t xml:space="preserve"> </w:t>
-      </w:r>
-      <w:r>
-        <w:t>questions create multiple objective type questions.</w:t>
+        <w:t xml:space="preserve"> also convert subjective questions into objective MCQ questions. Try break the subjective questions create multiple objective type questions.</w:t>
       </w:r>
     </w:p>
     <w:p>
@@ -105,7 +68,7 @@
         </w:numPr>
       </w:pPr>
       <w:r>
-        <w:t>Create // comment line mentioning chapter no. with chapter name</w:t>
+        <w:t>Create chapter wise questions separation</w:t>
       </w:r>
     </w:p>
     <w:p>
@@ -117,7 +80,7 @@
         </w:numPr>
       </w:pPr>
       <w:r>
-        <w:t>Convert spelling Questions into MCQ questions</w:t>
+        <w:t>Create // comment line mentioning chapter no. with chapter name</w:t>
       </w:r>
     </w:p>
     <w:p>
@@ -127,9 +90,118 @@
           <w:ilvl w:val="0"/>
           <w:numId w:val="1"/>
         </w:numPr>
-      </w:pPr>
-      <w:r>
-        <w:t>Convert Word meaning in MCQ questions</w:t>
+        <w:spacing w:after="0" w:line="360" w:lineRule="auto"/>
+        <w:outlineLvl w:val="2"/>
+      </w:pPr>
+      <w:proofErr w:type="gramStart"/>
+      <w:r>
+        <w:t xml:space="preserve">Convert  </w:t>
+      </w:r>
+      <w:r>
+        <w:t>“</w:t>
+      </w:r>
+      <w:proofErr w:type="gramEnd"/>
+      <w:r>
+        <w:rPr>
+          <w:rFonts w:ascii="Noto Sans Bengali" w:eastAsia="Times New Roman" w:hAnsi="Noto Sans Bengali" w:cs="Noto Sans Bengali"/>
+          <w:b/>
+          <w:bCs/>
+          <w:kern w:val="0"/>
+          <w:sz w:val="27"/>
+          <w:szCs w:val="27"/>
+          <w:cs/>
+          <w:lang w:eastAsia="en-IN" w:bidi="bn-IN"/>
+          <w14:ligatures w14:val="none"/>
+        </w:rPr>
+        <w:t>এক কথায় উত্তর দাও</w:t>
+      </w:r>
+      <w:r>
+        <w:rPr>
+          <w:rFonts w:ascii="Noto Sans Bengali" w:eastAsia="Times New Roman" w:hAnsi="Noto Sans Bengali" w:cs="Noto Sans Bengali"/>
+          <w:b/>
+          <w:bCs/>
+          <w:kern w:val="0"/>
+          <w:sz w:val="27"/>
+          <w:szCs w:val="27"/>
+          <w:lang w:eastAsia="en-IN" w:bidi="bn-IN"/>
+          <w14:ligatures w14:val="none"/>
+        </w:rPr>
+        <w:t>”</w:t>
+      </w:r>
+      <w:proofErr w:type="gramStart"/>
+      <w:r>
+        <w:rPr>
+          <w:rFonts w:ascii="Noto Sans Bengali" w:eastAsia="Times New Roman" w:hAnsi="Noto Sans Bengali" w:cs="Noto Sans Bengali"/>
+          <w:b/>
+          <w:bCs/>
+          <w:kern w:val="0"/>
+          <w:sz w:val="27"/>
+          <w:szCs w:val="27"/>
+          <w:lang w:eastAsia="en-IN" w:bidi="bn-IN"/>
+          <w14:ligatures w14:val="none"/>
+        </w:rPr>
+        <w:t>,”</w:t>
+      </w:r>
+      <w:proofErr w:type="spellStart"/>
+      <w:r>
+        <w:rPr>
+          <w:rFonts w:ascii="Noto Sans Bengali" w:eastAsia="Times New Roman" w:hAnsi="Noto Sans Bengali" w:cs="Noto Sans Bengali"/>
+          <w:b/>
+          <w:bCs/>
+          <w:kern w:val="0"/>
+          <w:sz w:val="27"/>
+          <w:szCs w:val="27"/>
+          <w:cs/>
+          <w:lang w:eastAsia="en-IN" w:bidi="bn-IN"/>
+          <w14:ligatures w14:val="none"/>
+        </w:rPr>
+        <w:t>শব্দার্থ</w:t>
+      </w:r>
+      <w:proofErr w:type="spellEnd"/>
+      <w:r>
+        <w:rPr>
+          <w:rFonts w:ascii="Noto Sans Bengali" w:eastAsia="Times New Roman" w:hAnsi="Noto Sans Bengali" w:cs="Noto Sans Bengali"/>
+          <w:b/>
+          <w:bCs/>
+          <w:kern w:val="0"/>
+          <w:sz w:val="27"/>
+          <w:szCs w:val="27"/>
+          <w:lang w:eastAsia="en-IN" w:bidi="bn-IN"/>
+          <w14:ligatures w14:val="none"/>
+        </w:rPr>
+        <w:t>“ ,</w:t>
+      </w:r>
+      <w:r>
+        <w:rPr>
+          <w:rFonts w:ascii="Noto Sans Bengali" w:eastAsia="Times New Roman" w:hAnsi="Noto Sans Bengali" w:cs="Noto Sans Bengali"/>
+          <w:b/>
+          <w:bCs/>
+          <w:kern w:val="0"/>
+          <w:sz w:val="27"/>
+          <w:szCs w:val="27"/>
+          <w:cs/>
+          <w:lang w:eastAsia="en-IN" w:bidi="bn-IN"/>
+          <w14:ligatures w14:val="none"/>
+        </w:rPr>
+        <w:t>বিপরীত</w:t>
+      </w:r>
+      <w:proofErr w:type="gramEnd"/>
+      <w:r>
+        <w:rPr>
+          <w:rFonts w:ascii="Noto Sans Bengali" w:eastAsia="Times New Roman" w:hAnsi="Noto Sans Bengali" w:cs="Noto Sans Bengali"/>
+          <w:b/>
+          <w:bCs/>
+          <w:kern w:val="0"/>
+          <w:sz w:val="27"/>
+          <w:szCs w:val="27"/>
+          <w:cs/>
+          <w:lang w:eastAsia="en-IN" w:bidi="bn-IN"/>
+          <w14:ligatures w14:val="none"/>
+        </w:rPr>
+        <w:t xml:space="preserve"> শব্দ</w:t>
+      </w:r>
+      <w:r>
+        <w:t xml:space="preserve"> into MCQ questions</w:t>
       </w:r>
     </w:p>
     <w:p>
@@ -143,6 +215,36 @@
       <w:r>
         <w:t xml:space="preserve">DO not add Make sentence </w:t>
       </w:r>
+      <w:r>
+        <w:t>(</w:t>
+      </w:r>
+      <w:r>
+        <w:rPr>
+          <w:rFonts w:ascii="Noto Sans Bengali" w:eastAsia="Times New Roman" w:hAnsi="Noto Sans Bengali" w:cs="Noto Sans Bengali"/>
+          <w:b/>
+          <w:bCs/>
+          <w:kern w:val="0"/>
+          <w:sz w:val="27"/>
+          <w:szCs w:val="27"/>
+          <w:cs/>
+          <w:lang w:eastAsia="en-IN" w:bidi="bn-IN"/>
+          <w14:ligatures w14:val="none"/>
+        </w:rPr>
+        <w:t>বাক্য গঠন কর</w:t>
+      </w:r>
+      <w:r>
+        <w:rPr>
+          <w:rFonts w:ascii="Noto Sans Bengali" w:eastAsia="Times New Roman" w:hAnsi="Noto Sans Bengali" w:cs="Noto Sans Bengali"/>
+          <w:b/>
+          <w:bCs/>
+          <w:kern w:val="0"/>
+          <w:sz w:val="27"/>
+          <w:szCs w:val="27"/>
+          <w:lang w:eastAsia="en-IN" w:bidi="bn-IN"/>
+          <w14:ligatures w14:val="none"/>
+        </w:rPr>
+        <w:t>)</w:t>
+      </w:r>
     </w:p>
     <w:p>
       <w:pPr>
@@ -165,7 +267,20 @@
         </w:numPr>
       </w:pPr>
       <w:r>
-        <w:t>Convert Rhyming word questions in MCQ</w:t>
+        <w:t xml:space="preserve">While adding options to question try to prioritize word related to </w:t>
+      </w:r>
+      <w:proofErr w:type="gramStart"/>
+      <w:r>
+        <w:t>story  or</w:t>
+      </w:r>
+      <w:proofErr w:type="gramEnd"/>
+      <w:r>
+        <w:t xml:space="preserve"> poem, see chapter name</w:t>
+      </w:r>
+    </w:p>
+    <w:p>
+      <w:r>
+        <w:t xml:space="preserve">## question types </w:t>
       </w:r>
     </w:p>
     <w:p>
@@ -177,8 +292,13 @@
         </w:numPr>
       </w:pPr>
       <w:r>
-        <w:t>Convert opposite word questions in MCQ</w:t>
-      </w:r>
+        <w:t xml:space="preserve">Answer in one </w:t>
+      </w:r>
+      <w:proofErr w:type="gramStart"/>
+      <w:r>
+        <w:t>words</w:t>
+      </w:r>
+      <w:proofErr w:type="gramEnd"/>
     </w:p>
     <w:p>
       <w:pPr>
@@ -189,12 +309,7 @@
         </w:numPr>
       </w:pPr>
       <w:r>
-        <w:t>Convert one word answer questions in to MCQ</w:t>
-      </w:r>
-    </w:p>
-    <w:p>
-      <w:r>
-        <w:t xml:space="preserve">## question types </w:t>
+        <w:t>Standard MCQs</w:t>
       </w:r>
     </w:p>
     <w:p>
@@ -206,13 +321,8 @@
         </w:numPr>
       </w:pPr>
       <w:r>
-        <w:t xml:space="preserve">Answer in one </w:t>
-      </w:r>
-      <w:proofErr w:type="gramStart"/>
-      <w:r>
-        <w:t>words</w:t>
-      </w:r>
-      <w:proofErr w:type="gramEnd"/>
+        <w:t>Fill in the blanks</w:t>
+      </w:r>
     </w:p>
     <w:p>
       <w:pPr>
@@ -223,7 +333,7 @@
         </w:numPr>
       </w:pPr>
       <w:r>
-        <w:t>Standard MCQs</w:t>
+        <w:t>True and false</w:t>
       </w:r>
     </w:p>
     <w:p>
@@ -235,7 +345,7 @@
         </w:numPr>
       </w:pPr>
       <w:r>
-        <w:t>Fill in the blanks</w:t>
+        <w:t>Word meaning</w:t>
       </w:r>
     </w:p>
     <w:p>
@@ -247,61 +357,8 @@
         </w:numPr>
       </w:pPr>
       <w:r>
-        <w:t>True and false</w:t>
-      </w:r>
-    </w:p>
-    <w:p>
-      <w:pPr>
-        <w:pStyle w:val="ListParagraph"/>
-        <w:numPr>
-          <w:ilvl w:val="0"/>
-          <w:numId w:val="1"/>
-        </w:numPr>
-      </w:pPr>
-      <w:r>
-        <w:t>Word meaning</w:t>
-      </w:r>
-    </w:p>
-    <w:p>
-      <w:pPr>
-        <w:pStyle w:val="ListParagraph"/>
-        <w:numPr>
-          <w:ilvl w:val="0"/>
-          <w:numId w:val="1"/>
-        </w:numPr>
-      </w:pPr>
-      <w:r>
-        <w:t>Rhyming words</w:t>
-      </w:r>
-    </w:p>
-    <w:p>
-      <w:pPr>
-        <w:pStyle w:val="ListParagraph"/>
-        <w:numPr>
-          <w:ilvl w:val="0"/>
-          <w:numId w:val="1"/>
-        </w:numPr>
-      </w:pPr>
-      <w:r>
         <w:t>Opposite word</w:t>
       </w:r>
-    </w:p>
-    <w:p>
-      <w:pPr>
-        <w:pStyle w:val="ListParagraph"/>
-        <w:numPr>
-          <w:ilvl w:val="0"/>
-          <w:numId w:val="1"/>
-        </w:numPr>
-      </w:pPr>
-      <w:r>
-        <w:t xml:space="preserve">Textual Grammar </w:t>
-      </w:r>
-    </w:p>
-    <w:p>
-      <w:pPr>
-        <w:pStyle w:val="ListParagraph"/>
-      </w:pPr>
     </w:p>
     <w:sectPr>
       <w:pgSz w:w="11906" w:h="16838"/>
@@ -1151,6 +1208,7 @@
   <w:style w:type="character" w:default="1" w:styleId="DefaultParagraphFont">
     <w:name w:val="Default Paragraph Font"/>
     <w:uiPriority w:val="1"/>
+    <w:semiHidden/>
     <w:unhideWhenUsed/>
   </w:style>
   <w:style w:type="table" w:default="1" w:styleId="TableNormal">
